--- a/word_reports/LP_0332_위치_159_The Beach Boys_The Best o.docx
+++ b/word_reports/LP_0332_위치_159_The Beach Boys_The Best o.docx
@@ -4,7 +4,7 @@
   <w:body>
     <w:p>
       <w:pPr>
-        <w:spacing w:after="280"/>
+        <w:spacing w:after="80"/>
       </w:pPr>
       <w:r>
         <w:rPr w:rFonts="맑은 고딕">
@@ -13,94 +13,47 @@
           <w:color w:val="1E3A8A"/>
           <w:sz w:val="30"/>
         </w:rPr>
-        <w:t>[159] The Beach Boys - The Best of The Beach Boys Vol. 1</w:t>
+        <w:t>The Beach Boys (비치 보이즈) - The Best of The Beach Boys Vol. 1</w:t>
       </w:r>
     </w:p>
     <w:p>
       <w:pPr>
-        <w:spacing w:after="320"/>
+        <w:spacing w:after="240"/>
       </w:pPr>
       <w:r>
         <w:rPr w:rFonts="맑은 고딕">
           <w:rFonts w:ascii="맑은 고딕" w:hAnsi="맑은 고딕" w:eastAsia="맑은 고딕"/>
           <w:b/>
-          <w:sz w:val="20"/>
+          <w:color w:val="4B5563"/>
+          <w:sz w:val="22"/>
         </w:rPr>
-        <w:t>■ 위치 : 159</w:t>
-        <w:br/>
-      </w:r>
-      <w:r>
-        <w:rPr w:rFonts="맑은 고딕">
-          <w:rFonts w:ascii="맑은 고딕" w:hAnsi="맑은 고딕" w:eastAsia="맑은 고딕"/>
-          <w:b/>
-          <w:sz w:val="20"/>
-        </w:rPr>
-        <w:t>■ 아티스트 : The Beach Boys</w:t>
-        <w:br/>
-      </w:r>
-      <w:r>
-        <w:rPr w:rFonts="맑은 고딕">
-          <w:rFonts w:ascii="맑은 고딕" w:hAnsi="맑은 고딕" w:eastAsia="맑은 고딕"/>
-          <w:b/>
-          <w:sz w:val="20"/>
-        </w:rPr>
-        <w:t>■ 앨범명 : The Best of The Beach Boys Vol. 1</w:t>
-        <w:br/>
-      </w:r>
-      <w:r>
-        <w:rPr w:rFonts="맑은 고딕">
-          <w:rFonts w:ascii="맑은 고딕" w:hAnsi="맑은 고딕" w:eastAsia="맑은 고딕"/>
-          <w:b w:val="0"/>
-          <w:sz w:val="20"/>
-        </w:rPr>
-        <w:t>■ 음반 레이블 : Capitol Records</w:t>
-        <w:br/>
-      </w:r>
-      <w:r>
-        <w:rPr w:rFonts="맑은 고딕">
-          <w:rFonts w:ascii="맑은 고딕" w:hAnsi="맑은 고딕" w:eastAsia="맑은 고딕"/>
-          <w:b w:val="0"/>
-          <w:sz w:val="20"/>
-        </w:rPr>
-        <w:t>■ 발매년도 : 1966</w:t>
-        <w:br/>
-      </w:r>
-      <w:r>
-        <w:rPr w:rFonts="맑은 고딕">
-          <w:rFonts w:ascii="맑은 고딕" w:hAnsi="맑은 고딕" w:eastAsia="맑은 고딕"/>
-          <w:b w:val="0"/>
-          <w:sz w:val="20"/>
-        </w:rPr>
-        <w:t>■ 장르 : 서프 록 (Surf Rock), 팝 록 (Pop Rock), 선샤인 팝 (Sunshine Pop)</w:t>
-        <w:br/>
-      </w:r>
-      <w:r>
-        <w:rPr w:rFonts="맑은 고딕">
-          <w:rFonts w:ascii="맑은 고딕" w:hAnsi="맑은 고딕" w:eastAsia="맑은 고딕"/>
-          <w:b w:val="0"/>
-          <w:sz w:val="20"/>
-        </w:rPr>
-        <w:t>■ 주요 수록곡 : - Surfin' U.S.A.</w:t>
-        <w:br/>
+        <w:t>위치 :  159</w:t>
       </w:r>
     </w:p>
     <w:p>
       <w:pPr>
-        <w:spacing w:after="160"/>
+        <w:spacing w:line="324" w:lineRule="auto" w:before="80" w:after="160"/>
       </w:pPr>
       <w:r>
         <w:rPr w:rFonts="맑은 고딕">
           <w:rFonts w:ascii="맑은 고딕" w:hAnsi="맑은 고딕" w:eastAsia="맑은 고딕"/>
           <w:b/>
           <w:color w:val="1F2937"/>
-          <w:sz w:val="24"/>
+          <w:sz w:val="22"/>
         </w:rPr>
-        <w:t>■ 음반 해설 및 감상 가이드</w:t>
+        <w:t xml:space="preserve">[음반 소개] </w:t>
+      </w:r>
+      <w:r>
+        <w:rPr w:rFonts="맑은 고딕">
+          <w:rFonts w:ascii="맑은 고딕" w:hAnsi="맑은 고딕" w:eastAsia="맑은 고딕"/>
+          <w:b w:val="0"/>
+          <w:sz w:val="21"/>
+        </w:rPr>
       </w:r>
     </w:p>
     <w:p>
       <w:pPr>
-        <w:spacing w:line="312" w:lineRule="auto" w:after="120"/>
+        <w:spacing w:line="324" w:lineRule="auto" w:after="120"/>
       </w:pPr>
       <w:r>
         <w:rPr w:rFonts="맑은 고딕">
@@ -108,51 +61,516 @@
           <w:b w:val="0"/>
           <w:sz w:val="21"/>
         </w:rPr>
-        <w:t>1966년 7월에 발매된 《The Best of The Beach Boys Vol. 1》은 비치 보이스(The Beach Boys)가 1960년대 초반 미국 대중음악계에 폭풍을 일으키며 쌓아 올린 찬란한 금자탑을 한데 모은 첫 번째 공식 베스트 컴필레이션 음반입니다. 팝 역사상의 대명반 《Pet Sounds》 발매 직후에 등장한 이 앨범은, 초기 그들의 음악적 정체성이었던 캘리포니아의 푸른 바다, 서핑 문화, 그리고 청춘의 낭만을 고스란히 집약하며 미국 팝 아카이브의 중요한 이정표로 자리 매김했습니다.</w:t>
+        <w:t>태평양의 찬란한 햇살과 파도의 일렁임을 오선지 위에 온전히 박제해 낸 비치 보이즈의 황금기 초기 유산이 오롯이 집대성된 명반입니다. 브라이언 윌슨의 천재적인 화성학과 청춘의 낙관주의가 빚어낸 영롱한 다성부 보컬 하모니는 단순한 유행가를 넘어 20세기 아메리칸 팝이 도달한 눈부신 예술적 성취를 대변합니다. 서프 록(Surf Rock)의 활기와 그 이면에 깃든 아련한 노스탤지어가 아날로그 바이닐의 깊은 골을 따라 흐르며 듣는 이의 마음에 영원히 저물지 않는 여름날의 감동을 선사합니다.</w:t>
       </w:r>
     </w:p>
     <w:p>
       <w:pPr>
-        <w:spacing w:line="312" w:lineRule="auto" w:after="120"/>
+        <w:spacing w:line="324" w:lineRule="auto" w:before="200" w:after="80"/>
       </w:pPr>
+      <w:r>
+        <w:rPr w:rFonts="맑은 고딕">
+          <w:rFonts w:ascii="맑은 고딕" w:hAnsi="맑은 고딕" w:eastAsia="맑은 고딕"/>
+          <w:b/>
+          <w:color w:val="1E3A8A"/>
+          <w:sz w:val="24"/>
+        </w:rPr>
+        <w:t>1. 음반 데이터</w:t>
+      </w:r>
+    </w:p>
+    <w:p>
+      <w:pPr>
+        <w:spacing w:line="324" w:lineRule="auto" w:after="80"/>
+      </w:pPr>
+      <w:r>
+        <w:rPr w:rFonts="맑은 고딕">
+          <w:rFonts w:ascii="맑은 고딕" w:hAnsi="맑은 고딕" w:eastAsia="맑은 고딕"/>
+          <w:b w:val="0"/>
+          <w:color w:val="6B7280"/>
+          <w:sz w:val="21"/>
+        </w:rPr>
+        <w:t xml:space="preserve">· </w:t>
+      </w:r>
+      <w:r>
+        <w:rPr w:rFonts="맑은 고딕">
+          <w:rFonts w:ascii="맑은 고딕" w:hAnsi="맑은 고딕" w:eastAsia="맑은 고딕"/>
+          <w:b/>
+          <w:color w:val="1F2937"/>
+          <w:sz w:val="21"/>
+        </w:rPr>
+        <w:t xml:space="preserve">앨범명: </w:t>
+      </w:r>
       <w:r>
         <w:rPr w:rFonts="맑은 고딕">
           <w:rFonts w:ascii="맑은 고딕" w:hAnsi="맑은 고딕" w:eastAsia="맑은 고딕"/>
           <w:b w:val="0"/>
           <w:sz w:val="21"/>
         </w:rPr>
-        <w:t>음악적으로 이 음반은 천재 프로듀서이자 창립 멤버인 브라이언 윌슨(Brian Wilson)이 완성한 독보적인 화음 미학의 정수를 보여줍니다. 재즈 보컬 그룹 포 프레시먼(The Four Freshmen) 스타일의 정교한 다성 화음과 척 베리(Chuck Berry)풍의 경쾌한 로큰롤 기타 리프를 결합한 이들의 사운드는 당대 그 누구도 흉내 낼 수 없는 독창적인 영역이었습니다. 마이크 러브의 역동적인 리드 보컬과 브라이언 윌슨을 중심으로 펼쳐지는 맑고 투명한 천상의 하모니는 청자에게 압도적인 청량감을 선사합니다.</w:t>
+        <w:t>The Best of The Beach Boys Vol. 1</w:t>
       </w:r>
     </w:p>
     <w:p>
       <w:pPr>
-        <w:spacing w:line="312" w:lineRule="auto" w:after="120"/>
+        <w:spacing w:line="324" w:lineRule="auto" w:after="80"/>
       </w:pPr>
+      <w:r>
+        <w:rPr w:rFonts="맑은 고딕">
+          <w:rFonts w:ascii="맑은 고딕" w:hAnsi="맑은 고딕" w:eastAsia="맑은 고딕"/>
+          <w:b w:val="0"/>
+          <w:color w:val="6B7280"/>
+          <w:sz w:val="21"/>
+        </w:rPr>
+        <w:t xml:space="preserve">· </w:t>
+      </w:r>
+      <w:r>
+        <w:rPr w:rFonts="맑은 고딕">
+          <w:rFonts w:ascii="맑은 고딕" w:hAnsi="맑은 고딕" w:eastAsia="맑은 고딕"/>
+          <w:b/>
+          <w:color w:val="1F2937"/>
+          <w:sz w:val="21"/>
+        </w:rPr>
+        <w:t xml:space="preserve">아티스트: </w:t>
+      </w:r>
       <w:r>
         <w:rPr w:rFonts="맑은 고딕">
           <w:rFonts w:ascii="맑은 고딕" w:hAnsi="맑은 고딕" w:eastAsia="맑은 고딕"/>
           <w:b w:val="0"/>
           <w:sz w:val="21"/>
         </w:rPr>
-        <w:t>대표 수록곡들은 1960년대 미국 청소년 문화의 정수를 유감없이 보여줍니다. 질주하는 서핑의 쾌감을 담은 "Surfin' U.S.A."와 비치 보이스에게 첫 빌보드 싱글 차트 1위를 안겨준 "I Get Around", 입체적인 화음이 돋보이는 "Fun, Fun, Fun"은 록앤롤의 폭발적인 에너지를 발산합니다. 반면, 브라이언 윌슨의 내밀한 내면 세계와 서정성이 돋보이는 발라드 "Surfer Girl"과 "In My Room"은 단순한 서프 팝을 넘어 깊은 감성적 울림과 아련한 향수를 자극하는 명곡입니다.</w:t>
+        <w:t>The Beach Boys (비치 보이즈)</w:t>
       </w:r>
     </w:p>
     <w:p>
       <w:pPr>
-        <w:spacing w:line="312" w:lineRule="auto" w:after="120"/>
+        <w:spacing w:line="324" w:lineRule="auto" w:after="80"/>
       </w:pPr>
+      <w:r>
+        <w:rPr w:rFonts="맑은 고딕">
+          <w:rFonts w:ascii="맑은 고딕" w:hAnsi="맑은 고딕" w:eastAsia="맑은 고딕"/>
+          <w:b w:val="0"/>
+          <w:color w:val="6B7280"/>
+          <w:sz w:val="21"/>
+        </w:rPr>
+        <w:t xml:space="preserve">· </w:t>
+      </w:r>
+      <w:r>
+        <w:rPr w:rFonts="맑은 고딕">
+          <w:rFonts w:ascii="맑은 고딕" w:hAnsi="맑은 고딕" w:eastAsia="맑은 고딕"/>
+          <w:b/>
+          <w:color w:val="1F2937"/>
+          <w:sz w:val="21"/>
+        </w:rPr>
+        <w:t xml:space="preserve">발매 정보: </w:t>
+      </w:r>
       <w:r>
         <w:rPr w:rFonts="맑은 고딕">
           <w:rFonts w:ascii="맑은 고딕" w:hAnsi="맑은 고딕" w:eastAsia="맑은 고딕"/>
           <w:b w:val="0"/>
           <w:sz w:val="21"/>
         </w:rPr>
-        <w:t>LP LP 회전판을 따라 흐르는 이 앨범의 아날로그 사운드는 1960년대 캘리포니아 해변의 따스한 햇살과 바람을 직관적으로 그려냅니다. 《The Best of The Beach Boys Vol. 1》은 비치 보이스라는 전설적인 밴드의 세계로 들어가는 가장 완벽한 입문서이자, 대중음악사에서 가장 눈부셨던 한 시대의 청춘을 소장할 수 있는 클래식 음반입니다.</w:t>
+        <w:t>1966년 7월 미국의 캐피톨 레코즈(Capitol Records)를 통해 발매되었으며, 팝 역사의 분수령으로 꼽히는 걸작 『Pet Sounds』 직후에 선보여 대중들에게 밴드의 초기(1962~1965년) 음악적 전성기를 집약해 제시한 기념비적 첫 공식 베스트 앨범입니다.</w:t>
+      </w:r>
+    </w:p>
+    <w:p>
+      <w:pPr>
+        <w:spacing w:line="324" w:lineRule="auto" w:after="80"/>
+      </w:pPr>
+      <w:r>
+        <w:rPr w:rFonts="맑은 고딕">
+          <w:rFonts w:ascii="맑은 고딕" w:hAnsi="맑은 고딕" w:eastAsia="맑은 고딕"/>
+          <w:b w:val="0"/>
+          <w:color w:val="6B7280"/>
+          <w:sz w:val="21"/>
+        </w:rPr>
+        <w:t xml:space="preserve">· </w:t>
+      </w:r>
+      <w:r>
+        <w:rPr w:rFonts="맑은 고딕">
+          <w:rFonts w:ascii="맑은 고딕" w:hAnsi="맑은 고딕" w:eastAsia="맑은 고딕"/>
+          <w:b/>
+          <w:color w:val="1F2937"/>
+          <w:sz w:val="21"/>
+        </w:rPr>
+        <w:t xml:space="preserve">LP 인기도(판매량): </w:t>
+      </w:r>
+      <w:r>
+        <w:rPr w:rFonts="맑은 고딕">
+          <w:rFonts w:ascii="맑은 고딕" w:hAnsi="맑은 고딕" w:eastAsia="맑은 고딕"/>
+          <w:b w:val="0"/>
+          <w:sz w:val="21"/>
+        </w:rPr>
+        <w:t>발매 직후 미국 빌보드 200 앨범 차트 8위까지 오르고 100주 이상 차트에 머물렀으며, 미국음반산업협회(RIAA)로부터 더블 플래티넘(200만 장 이상 판매) 인증을 획득하며 시대를 초월한 상업적 대성공을 거두었습니다.</w:t>
+      </w:r>
+    </w:p>
+    <w:p>
+      <w:pPr>
+        <w:spacing w:line="324" w:lineRule="auto" w:after="80"/>
+      </w:pPr>
+      <w:r>
+        <w:rPr w:rFonts="맑은 고딕">
+          <w:rFonts w:ascii="맑은 고딕" w:hAnsi="맑은 고딕" w:eastAsia="맑은 고딕"/>
+          <w:b w:val="0"/>
+          <w:color w:val="6B7280"/>
+          <w:sz w:val="21"/>
+        </w:rPr>
+        <w:t xml:space="preserve">· </w:t>
+      </w:r>
+      <w:r>
+        <w:rPr w:rFonts="맑은 고딕">
+          <w:rFonts w:ascii="맑은 고딕" w:hAnsi="맑은 고딕" w:eastAsia="맑은 고딕"/>
+          <w:b/>
+          <w:color w:val="1F2937"/>
+          <w:sz w:val="21"/>
+        </w:rPr>
+        <w:t xml:space="preserve">각종 수상경력: </w:t>
+      </w:r>
+      <w:r>
+        <w:rPr w:rFonts="맑은 고딕">
+          <w:rFonts w:ascii="맑은 고딕" w:hAnsi="맑은 고딕" w:eastAsia="맑은 고딕"/>
+          <w:b w:val="0"/>
+          <w:sz w:val="21"/>
+        </w:rPr>
+        <w:t>밴드는 1988년 로큰롤 명예의 전당(Rock and Roll Hall of Fame)과 보컬 그룹 명예의 전당에 헌액되었으며, 그래미 평생공로상(Grammy Lifetime Achievement Award)을 수상하는 등 본 앨범에 실린 곡들은 팝 음악 역사상 가장 위대한 유산으로 공인받고 있습니다.</w:t>
+      </w:r>
+    </w:p>
+    <w:p>
+      <w:pPr>
+        <w:spacing w:line="324" w:lineRule="auto" w:before="200" w:after="80"/>
+      </w:pPr>
+      <w:r>
+        <w:rPr w:rFonts="맑은 고딕">
+          <w:rFonts w:ascii="맑은 고딕" w:hAnsi="맑은 고딕" w:eastAsia="맑은 고딕"/>
+          <w:b/>
+          <w:color w:val="1E3A8A"/>
+          <w:sz w:val="24"/>
+        </w:rPr>
+        <w:t>2. 아티스트 정보</w:t>
+      </w:r>
+    </w:p>
+    <w:p>
+      <w:pPr>
+        <w:spacing w:line="324" w:lineRule="auto" w:after="80"/>
+      </w:pPr>
+      <w:r>
+        <w:rPr w:rFonts="맑은 고딕">
+          <w:rFonts w:ascii="맑은 고딕" w:hAnsi="맑은 고딕" w:eastAsia="맑은 고딕"/>
+          <w:b w:val="0"/>
+          <w:color w:val="6B7280"/>
+          <w:sz w:val="21"/>
+        </w:rPr>
+        <w:t xml:space="preserve">· </w:t>
+      </w:r>
+      <w:r>
+        <w:rPr w:rFonts="맑은 고딕">
+          <w:rFonts w:ascii="맑은 고딕" w:hAnsi="맑은 고딕" w:eastAsia="맑은 고딕"/>
+          <w:b/>
+          <w:color w:val="1F2937"/>
+          <w:sz w:val="21"/>
+        </w:rPr>
+        <w:t xml:space="preserve">국적: </w:t>
+      </w:r>
+      <w:r>
+        <w:rPr w:rFonts="맑은 고딕">
+          <w:rFonts w:ascii="맑은 고딕" w:hAnsi="맑은 고딕" w:eastAsia="맑은 고딕"/>
+          <w:b w:val="0"/>
+          <w:sz w:val="21"/>
+        </w:rPr>
+        <w:t>미국 (캘리포니아주 호손)</w:t>
+      </w:r>
+    </w:p>
+    <w:p>
+      <w:pPr>
+        <w:spacing w:line="324" w:lineRule="auto" w:after="80"/>
+      </w:pPr>
+      <w:r>
+        <w:rPr w:rFonts="맑은 고딕">
+          <w:rFonts w:ascii="맑은 고딕" w:hAnsi="맑은 고딕" w:eastAsia="맑은 고딕"/>
+          <w:b w:val="0"/>
+          <w:color w:val="6B7280"/>
+          <w:sz w:val="21"/>
+        </w:rPr>
+        <w:t xml:space="preserve">· </w:t>
+      </w:r>
+      <w:r>
+        <w:rPr w:rFonts="맑은 고딕">
+          <w:rFonts w:ascii="맑은 고딕" w:hAnsi="맑은 고딕" w:eastAsia="맑은 고딕"/>
+          <w:b/>
+          <w:color w:val="1F2937"/>
+          <w:sz w:val="21"/>
+        </w:rPr>
+        <w:t xml:space="preserve">생몰년도: </w:t>
+      </w:r>
+      <w:r>
+        <w:rPr w:rFonts="맑은 고딕">
+          <w:rFonts w:ascii="맑은 고딕" w:hAnsi="맑은 고딕" w:eastAsia="맑은 고딕"/>
+          <w:b w:val="0"/>
+          <w:sz w:val="21"/>
+        </w:rPr>
+        <w:t>1961년 결성 (현재까지 활동 중)</w:t>
+      </w:r>
+    </w:p>
+    <w:p>
+      <w:pPr>
+        <w:spacing w:line="324" w:lineRule="auto" w:after="80"/>
+      </w:pPr>
+      <w:r>
+        <w:rPr w:rFonts="맑은 고딕">
+          <w:rFonts w:ascii="맑은 고딕" w:hAnsi="맑은 고딕" w:eastAsia="맑은 고딕"/>
+          <w:b w:val="0"/>
+          <w:color w:val="6B7280"/>
+          <w:sz w:val="21"/>
+        </w:rPr>
+        <w:t xml:space="preserve">· </w:t>
+      </w:r>
+      <w:r>
+        <w:rPr w:rFonts="맑은 고딕">
+          <w:rFonts w:ascii="맑은 고딕" w:hAnsi="맑은 고딕" w:eastAsia="맑은 고딕"/>
+          <w:b/>
+          <w:color w:val="1F2937"/>
+          <w:sz w:val="21"/>
+        </w:rPr>
+        <w:t xml:space="preserve">그룹 소속: </w:t>
+      </w:r>
+      <w:r>
+        <w:rPr w:rFonts="맑은 고딕">
+          <w:rFonts w:ascii="맑은 고딕" w:hAnsi="맑은 고딕" w:eastAsia="맑은 고딕"/>
+          <w:b w:val="0"/>
+          <w:sz w:val="21"/>
+        </w:rPr>
+        <w:t>5인조 팝/록 그룹 (브라이언 윌슨, 칼 윌슨, 데니스 윌슨, 마이크 러브, 알 자딘 등)</w:t>
+      </w:r>
+    </w:p>
+    <w:p>
+      <w:pPr>
+        <w:spacing w:line="324" w:lineRule="auto" w:after="80"/>
+      </w:pPr>
+      <w:r>
+        <w:rPr w:rFonts="맑은 고딕">
+          <w:rFonts w:ascii="맑은 고딕" w:hAnsi="맑은 고딕" w:eastAsia="맑은 고딕"/>
+          <w:b w:val="0"/>
+          <w:color w:val="6B7280"/>
+          <w:sz w:val="21"/>
+        </w:rPr>
+        <w:t xml:space="preserve">· </w:t>
+      </w:r>
+      <w:r>
+        <w:rPr w:rFonts="맑은 고딕">
+          <w:rFonts w:ascii="맑은 고딕" w:hAnsi="맑은 고딕" w:eastAsia="맑은 고딕"/>
+          <w:b/>
+          <w:color w:val="1F2937"/>
+          <w:sz w:val="21"/>
+        </w:rPr>
+        <w:t xml:space="preserve">아티스트 소개: </w:t>
+      </w:r>
+      <w:r>
+        <w:rPr w:rFonts="맑은 고딕">
+          <w:rFonts w:ascii="맑은 고딕" w:hAnsi="맑은 고딕" w:eastAsia="맑은 고딕"/>
+          <w:b w:val="0"/>
+          <w:sz w:val="21"/>
+        </w:rPr>
+        <w:t>윌슨 가문의 삼 형제를 주축으로 결성된 비치 보이즈는 정교한 4~5부 보컬 하모니와 혁신적인 스튜디오 프로듀싱으로 미국 대중음악의 지형을 바꾼 전설적인 밴드입니다. 비틀즈의 '브리티시 인베이전'에 맞서 미국 팝 음악의 자존심을 지켜냈으며, 단순한 로큰롤 비트에 포레시스(Four Freshmen) 스타일의 정교한 재즈 화성을 융합하여 독보적인 음악적 이상향을 구축했습니다.</w:t>
+      </w:r>
+    </w:p>
+    <w:p>
+      <w:pPr>
+        <w:spacing w:line="324" w:lineRule="auto" w:before="200" w:after="80"/>
+      </w:pPr>
+      <w:r>
+        <w:rPr w:rFonts="맑은 고딕">
+          <w:rFonts w:ascii="맑은 고딕" w:hAnsi="맑은 고딕" w:eastAsia="맑은 고딕"/>
+          <w:b/>
+          <w:color w:val="1E3A8A"/>
+          <w:sz w:val="24"/>
+        </w:rPr>
+        <w:t>3. 음반 상세 분석</w:t>
+      </w:r>
+    </w:p>
+    <w:p>
+      <w:pPr>
+        <w:spacing w:line="324" w:lineRule="auto" w:after="80"/>
+      </w:pPr>
+      <w:r>
+        <w:rPr w:rFonts="맑은 고딕">
+          <w:rFonts w:ascii="맑은 고딕" w:hAnsi="맑은 고딕" w:eastAsia="맑은 고딕"/>
+          <w:b w:val="0"/>
+          <w:color w:val="6B7280"/>
+          <w:sz w:val="21"/>
+        </w:rPr>
+        <w:t xml:space="preserve">· </w:t>
+      </w:r>
+      <w:r>
+        <w:rPr w:rFonts="맑은 고딕">
+          <w:rFonts w:ascii="맑은 고딕" w:hAnsi="맑은 고딕" w:eastAsia="맑은 고딕"/>
+          <w:b/>
+          <w:color w:val="1F2937"/>
+          <w:sz w:val="21"/>
+        </w:rPr>
+        <w:t xml:space="preserve">역사적 위치: </w:t>
+      </w:r>
+      <w:r>
+        <w:rPr w:rFonts="맑은 고딕">
+          <w:rFonts w:ascii="맑은 고딕" w:hAnsi="맑은 고딕" w:eastAsia="맑은 고딕"/>
+          <w:b w:val="0"/>
+          <w:sz w:val="21"/>
+        </w:rPr>
+        <w:t>1960년대 초반 미국의 풍요와 청년 문화를 가장 순수하게 포착해 낸 타임캡슐과도 같은 작품입니다. 초창기 단순한 서프 앤 카(Surf &amp; Car) 테마의 로큰롤에서 출발하여, 점차 내면적 성찰과 섬세한 편곡 미학으로 진화해 가는 브라이언 윌슨의 천재적 과도기 여정을 한눈에 조망할 수 있는 팝 사운드의 교과서적 위치를 차지합니다.</w:t>
+      </w:r>
+    </w:p>
+    <w:p>
+      <w:pPr>
+        <w:spacing w:line="324" w:lineRule="auto" w:after="80"/>
+      </w:pPr>
+      <w:r>
+        <w:rPr w:rFonts="맑은 고딕">
+          <w:rFonts w:ascii="맑은 고딕" w:hAnsi="맑은 고딕" w:eastAsia="맑은 고딕"/>
+          <w:b w:val="0"/>
+          <w:color w:val="6B7280"/>
+          <w:sz w:val="21"/>
+        </w:rPr>
+        <w:t xml:space="preserve">· </w:t>
+      </w:r>
+      <w:r>
+        <w:rPr w:rFonts="맑은 고딕">
+          <w:rFonts w:ascii="맑은 고딕" w:hAnsi="맑은 고딕" w:eastAsia="맑은 고딕"/>
+          <w:b/>
+          <w:color w:val="1F2937"/>
+          <w:sz w:val="21"/>
+        </w:rPr>
+        <w:t xml:space="preserve">시대의 흔적(스토리텔링): </w:t>
+      </w:r>
+      <w:r>
+        <w:rPr w:rFonts="맑은 고딕">
+          <w:rFonts w:ascii="맑은 고딕" w:hAnsi="맑은 고딕" w:eastAsia="맑은 고딕"/>
+          <w:b w:val="0"/>
+          <w:sz w:val="21"/>
+        </w:rPr>
+        <w:t>1960년대 초 미국 서부 해안의 찬란한 해변, 머슬카의 굉음, 끝없는 자유를 만끽하던 전후 베이비붐 세대의 순수한 열정과 낭만이 서려 있습니다. 베트남 전쟁과 사회적 격변의 소용돌이로 접어들기 직전, 순백의 낙관주의가 지배하던 가장 빛나던 미국의 봄날을 투명하고 아름다운 멜로디로 증언하고 있습니다.</w:t>
+      </w:r>
+    </w:p>
+    <w:p>
+      <w:pPr>
+        <w:spacing w:line="324" w:lineRule="auto" w:before="200" w:after="80"/>
+      </w:pPr>
+      <w:r>
+        <w:rPr w:rFonts="맑은 고딕">
+          <w:rFonts w:ascii="맑은 고딕" w:hAnsi="맑은 고딕" w:eastAsia="맑은 고딕"/>
+          <w:b/>
+          <w:color w:val="1E3A8A"/>
+          <w:sz w:val="24"/>
+        </w:rPr>
+        <w:t>4. 주요 수록곡 및 감상 제언</w:t>
+      </w:r>
+    </w:p>
+    <w:p>
+      <w:pPr>
+        <w:spacing w:line="324" w:lineRule="auto" w:after="80"/>
+      </w:pPr>
+      <w:r>
+        <w:rPr w:rFonts="맑은 고딕">
+          <w:rFonts w:ascii="맑은 고딕" w:hAnsi="맑은 고딕" w:eastAsia="맑은 고딕"/>
+          <w:b w:val="0"/>
+          <w:color w:val="6B7280"/>
+          <w:sz w:val="21"/>
+        </w:rPr>
+        <w:t xml:space="preserve">· </w:t>
+      </w:r>
+      <w:r>
+        <w:rPr w:rFonts="맑은 고딕">
+          <w:rFonts w:ascii="맑은 고딕" w:hAnsi="맑은 고딕" w:eastAsia="맑은 고딕"/>
+          <w:b/>
+          <w:color w:val="1F2937"/>
+          <w:sz w:val="21"/>
+        </w:rPr>
+        <w:t xml:space="preserve">주요 수록곡 특징: </w:t>
+      </w:r>
+      <w:r>
+        <w:rPr w:rFonts="맑은 고딕">
+          <w:rFonts w:ascii="맑은 고딕" w:hAnsi="맑은 고딕" w:eastAsia="맑은 고딕"/>
+          <w:b w:val="0"/>
+          <w:sz w:val="21"/>
+        </w:rPr>
+        <w:t>서프 록의 찬가로 전 세계를 매료시킨 'Surfin' U.S.A.', 경쾌한 보컬 핑퐁 구조와 드라이브감이 일품인 'I Get Around', 찬란한 질주의 기쁨을 노래한 'Fun, Fun, Fun', 그리고 경쾌함 뒤편에 숨겨진 브라이언 윌슨의 고독과 서정성이 처연하게 빛나는 명발라드 'In My Room' 등이 수록되어 극적인 감정의 스펙트럼을 제공합니다.</w:t>
+      </w:r>
+    </w:p>
+    <w:p>
+      <w:pPr>
+        <w:spacing w:line="324" w:lineRule="auto" w:after="80"/>
+      </w:pPr>
+      <w:r>
+        <w:rPr w:rFonts="맑은 고딕">
+          <w:rFonts w:ascii="맑은 고딕" w:hAnsi="맑은 고딕" w:eastAsia="맑은 고딕"/>
+          <w:b w:val="0"/>
+          <w:color w:val="6B7280"/>
+          <w:sz w:val="21"/>
+        </w:rPr>
+        <w:t xml:space="preserve">· </w:t>
+      </w:r>
+      <w:r>
+        <w:rPr w:rFonts="맑은 고딕">
+          <w:rFonts w:ascii="맑은 고딕" w:hAnsi="맑은 고딕" w:eastAsia="맑은 고딕"/>
+          <w:b/>
+          <w:color w:val="1F2937"/>
+          <w:sz w:val="21"/>
+        </w:rPr>
+        <w:t xml:space="preserve">빈티지 감상 제언: </w:t>
+      </w:r>
+      <w:r>
+        <w:rPr w:rFonts="맑은 고딕">
+          <w:rFonts w:ascii="맑은 고딕" w:hAnsi="맑은 고딕" w:eastAsia="맑은 고딕"/>
+          <w:b w:val="0"/>
+          <w:sz w:val="21"/>
+        </w:rPr>
+        <w:t>진공관 앰프의 온기와 턴테이블 카트리지가 빚어내는 아날로그 사운드는 비치 보이즈 특유의 중첩된 코러스 레이어를 벨벳처럼 부드럽고 풍성하게 살려냅니다. 초기 캐피톨 레코드 특유의 도톰하고 밀도 높은 중역대를 통해 울려 퍼지는 멤버들의 육성 하모니는 디지털 음원에서는 결코 맛볼 수 없는 입체적인 공간감과 따뜻한 현장감을 선사합니다.</w:t>
+      </w:r>
+    </w:p>
+    <w:p>
+      <w:pPr>
+        <w:spacing w:line="324" w:lineRule="auto" w:after="80"/>
+      </w:pPr>
+      <w:r>
+        <w:rPr w:rFonts="맑은 고딕">
+          <w:rFonts w:ascii="맑은 고딕" w:hAnsi="맑은 고딕" w:eastAsia="맑은 고딕"/>
+          <w:b w:val="0"/>
+          <w:color w:val="6B7280"/>
+          <w:sz w:val="21"/>
+        </w:rPr>
+        <w:t xml:space="preserve">· </w:t>
+      </w:r>
+      <w:r>
+        <w:rPr w:rFonts="맑은 고딕">
+          <w:rFonts w:ascii="맑은 고딕" w:hAnsi="맑은 고딕" w:eastAsia="맑은 고딕"/>
+          <w:b/>
+          <w:color w:val="1F2937"/>
+          <w:sz w:val="21"/>
+        </w:rPr>
+        <w:t xml:space="preserve">소장 가치: </w:t>
+      </w:r>
+      <w:r>
+        <w:rPr w:rFonts="맑은 고딕">
+          <w:rFonts w:ascii="맑은 고딕" w:hAnsi="맑은 고딕" w:eastAsia="맑은 고딕"/>
+          <w:b w:val="0"/>
+          <w:sz w:val="21"/>
+        </w:rPr>
+        <w:t>캘리포니아 사운드의 정점이자 팝 하모니의 정석이 담긴 음반으로, 빈티지 팝과 아날로그 바이닐을 사랑하는 컬렉터라면 컬렉션의 첫머리에 두어야 할 불멸의 클래식이자 높은 소장 가치를 지닌 역사적 오브제입니다.</w:t>
+      </w:r>
+    </w:p>
+    <w:p>
+      <w:pPr>
+        <w:spacing w:line="324" w:lineRule="auto" w:after="120" w:before="160"/>
+      </w:pPr>
+      <w:r>
+        <w:rPr w:rFonts="맑은 고딕">
+          <w:rFonts w:ascii="맑은 고딕" w:hAnsi="맑은 고딕" w:eastAsia="맑은 고딕"/>
+          <w:b/>
+          <w:color w:val="4338CA"/>
+          <w:sz w:val="21"/>
+        </w:rPr>
+        <w:t>이 음반을 통해 아날로그 바늘 끝에서 피어나는 눈부신 햇살과 푸른 파도, 그리고 청춘의 하모니가 전해주는 감동을 다시 한번 경험해 보시는 것은 어떨까요?</w:t>
       </w:r>
     </w:p>
     <w:sectPr>
       <w:pgSz w:w="12240" w:h="15840"/>
-      <w:pgMar w:top="1440" w:right="1440" w:bottom="1440" w:left="1440" w:header="720" w:footer="720" w:gutter="0"/>
+      <w:pgMar w:top="1152" w:right="1296" w:bottom="1152" w:left="1296" w:header="720" w:footer="720" w:gutter="0"/>
       <w:cols w:space="720"/>
       <w:docGrid w:linePitch="360"/>
     </w:sectPr>

--- a/word_reports/LP_0332_위치_159_The Beach Boys_The Best o.docx
+++ b/word_reports/LP_0332_위치_159_The Beach Boys_The Best o.docx
@@ -32,7 +32,7 @@
     </w:p>
     <w:p>
       <w:pPr>
-        <w:spacing w:line="324" w:lineRule="auto" w:before="80" w:after="160"/>
+        <w:spacing w:line="324" w:lineRule="auto" w:before="80" w:after="120"/>
       </w:pPr>
       <w:r>
         <w:rPr w:rFonts="맑은 고딕">
@@ -42,13 +42,6 @@
           <w:sz w:val="22"/>
         </w:rPr>
         <w:t xml:space="preserve">[음반 소개] </w:t>
-      </w:r>
-      <w:r>
-        <w:rPr w:rFonts="맑은 고딕">
-          <w:rFonts w:ascii="맑은 고딕" w:hAnsi="맑은 고딕" w:eastAsia="맑은 고딕"/>
-          <w:b w:val="0"/>
-          <w:sz w:val="21"/>
-        </w:rPr>
       </w:r>
     </w:p>
     <w:p>
@@ -61,7 +54,33 @@
           <w:b w:val="0"/>
           <w:sz w:val="21"/>
         </w:rPr>
-        <w:t>태평양의 찬란한 햇살과 파도의 일렁임을 오선지 위에 온전히 박제해 낸 비치 보이즈의 황금기 초기 유산이 오롯이 집대성된 명반입니다. 브라이언 윌슨의 천재적인 화성학과 청춘의 낙관주의가 빚어낸 영롱한 다성부 보컬 하모니는 단순한 유행가를 넘어 20세기 아메리칸 팝이 도달한 눈부신 예술적 성취를 대변합니다. 서프 록(Surf Rock)의 활기와 그 이면에 깃든 아련한 노스탤지어가 아날로그 바이닐의 깊은 골을 따라 흐르며 듣는 이의 마음에 영원히 저물지 않는 여름날의 감동을 선사합니다.</w:t>
+        <w:t>1960년대 중반, 태평양의 부서지는 파도와 캘리포니아의 눈부신 햇살을 머금고 탄생한 비치 보이즈(The Beach Boys)의 음악은 단순한 대중가요를 넘어 전후(戰後) 미국 사회가 누렸던 가장 순수하고 찬란한 청춘의 송가였습니다. 1966년 캐피톨 레코드를 통해 발매된 본작 『The Best of The Beach Boys Vol. 1』은 비틀스가 촉발한 브리티시 인베이전(British Invasion)의 거센 파고 속에서도 미국 팝 음악의 자존심을 당당히 지켜낸 밴드의 초기 황금기를 오롯이 봉인해 둔 기념비적인 컴필레이션 음반입니다.</w:t>
+      </w:r>
+    </w:p>
+    <w:p>
+      <w:pPr>
+        <w:spacing w:line="324" w:lineRule="auto" w:after="120"/>
+      </w:pPr>
+      <w:r>
+        <w:rPr w:rFonts="맑은 고딕">
+          <w:rFonts w:ascii="맑은 고딕" w:hAnsi="맑은 고딕" w:eastAsia="맑은 고딕"/>
+          <w:b w:val="0"/>
+          <w:sz w:val="21"/>
+        </w:rPr>
+        <w:t>이 음반에 수록된 초기 명곡들은 표면적으로는 서핑, 자동차, 해변의 낭만을 노래하지만, 그 내면에는 천재 음악가 브라이언 윌슨(Brian Wilson)의 정교한 화성학적 탐구와 바버샵 콰르텟, 클래식 대위법에 대한 깊은 경의가 자리 잡고 있습니다. 현란한 로큰롤 리듬 위에 겹겹이 쌓아 올린 5성부 보컬 하모니는 당대 대중음악에서 유례를 찾아볼 수 없던 천상의 순수성을 드러내며, 록 음악을 예술의 반열로 끌어올린 혁신적 맹아를 품고 있었습니다. 이는 곧 팝 음악계의 영원한 금자탑인 명반 『Pet Sounds』로 이어지는 위대한 도약의 든든한 디딤돌이었습니다.</w:t>
+      </w:r>
+    </w:p>
+    <w:p>
+      <w:pPr>
+        <w:spacing w:line="324" w:lineRule="auto" w:after="120"/>
+      </w:pPr>
+      <w:r>
+        <w:rPr w:rFonts="맑은 고딕">
+          <w:rFonts w:ascii="맑은 고딕" w:hAnsi="맑은 고딕" w:eastAsia="맑은 고딕"/>
+          <w:b w:val="0"/>
+          <w:sz w:val="21"/>
+        </w:rPr>
+        <w:t>세월이 반세기를 훌쩍 넘긴 오늘날, 턴테이블의 플래터 위에 얹힌 이 음반은 단순한 복고적 향수를 넘어 영원히 바래지 않는 서정적 울림으로 다가옵니다. 푸른 바다의 역동적인 생명력 뒤편으로 스며드는 특유의 멜랑콜리와 청춘의 덧없음은, 아날로그 그루브를 스치는 바늘 끝의 따뜻한 마찰음을 통해 비로소 그 온전한 깊이를 드러냅니다. 본작은 눈부시도록 아름다웠던 한 시대의 공기와, 세파에 흔들리지 않는 음악적 순수성이 남긴 영원불멸의 예술적 증언입니다.</w:t>
       </w:r>
     </w:p>
     <w:p>
@@ -168,7 +187,7 @@
           <w:b w:val="0"/>
           <w:sz w:val="21"/>
         </w:rPr>
-        <w:t>1966년 7월 미국의 캐피톨 레코즈(Capitol Records)를 통해 발매되었으며, 팝 역사의 분수령으로 꼽히는 걸작 『Pet Sounds』 직후에 선보여 대중들에게 밴드의 초기(1962~1965년) 음악적 전성기를 집약해 제시한 기념비적 첫 공식 베스트 앨범입니다.</w:t>
+        <w:t>1966년 7월 미국 캐피톨 레코드(Capitol Records) 발매. 데뷔 이래 서프 록의 폭발적 부흥을 이끌며 빌보드를 수놓았던 초기 대표곡들을 엄선하여 정규 앨범 못지않은 완결성으로 엮어낸 첫 번째 공식 베스트 앨범.</w:t>
       </w:r>
     </w:p>
     <w:p>
@@ -199,7 +218,7 @@
           <w:b w:val="0"/>
           <w:sz w:val="21"/>
         </w:rPr>
-        <w:t>발매 직후 미국 빌보드 200 앨범 차트 8위까지 오르고 100주 이상 차트에 머물렀으며, 미국음반산업협회(RIAA)로부터 더블 플래티넘(200만 장 이상 판매) 인증을 획득하며 시대를 초월한 상업적 대성공을 거두었습니다.</w:t>
+        <w:t>빌보드 200 앨범 차트 8위 기록, 발매 이후 미국 음반산업협회(RIAA) 더블 플래티넘(200만 장 이상 판매) 인증 획득 및 수년간 롱런 차트인을 기록한 스테디셀러.</w:t>
       </w:r>
     </w:p>
     <w:p>
@@ -230,7 +249,7 @@
           <w:b w:val="0"/>
           <w:sz w:val="21"/>
         </w:rPr>
-        <w:t>밴드는 1988년 로큰롤 명예의 전당(Rock and Roll Hall of Fame)과 보컬 그룹 명예의 전당에 헌액되었으며, 그래미 평생공로상(Grammy Lifetime Achievement Award)을 수상하는 등 본 앨범에 실린 곡들은 팝 음악 역사상 가장 위대한 유산으로 공인받고 있습니다.</w:t>
+        <w:t>수록곡 다수 그래미 명예의 전당 헌액, 밴드의 로큰롤 명예의 전당(1988) 및 보컬 그룹 명예의 전당(1998) 헌액, 롤링 스톤 선정 ‘역대 가장 위대한 아티스트 100선’ 12위 선정.</w:t>
       </w:r>
     </w:p>
     <w:p>
@@ -337,7 +356,7 @@
           <w:b w:val="0"/>
           <w:sz w:val="21"/>
         </w:rPr>
-        <w:t>5인조 팝/록 그룹 (브라이언 윌슨, 칼 윌슨, 데니스 윌슨, 마이크 러브, 알 자딘 등)</w:t>
+        <w:t>5인조 록/팝 밴드 (브라이언 윌슨, 칼 윌슨, 데니스 윌슨, 마이크 러브, 알 자딘)</w:t>
       </w:r>
     </w:p>
     <w:p>
@@ -368,7 +387,7 @@
           <w:b w:val="0"/>
           <w:sz w:val="21"/>
         </w:rPr>
-        <w:t>윌슨 가문의 삼 형제를 주축으로 결성된 비치 보이즈는 정교한 4~5부 보컬 하모니와 혁신적인 스튜디오 프로듀싱으로 미국 대중음악의 지형을 바꾼 전설적인 밴드입니다. 비틀즈의 '브리티시 인베이전'에 맞서 미국 팝 음악의 자존심을 지켜냈으며, 단순한 로큰롤 비트에 포레시스(Four Freshmen) 스타일의 정교한 재즈 화성을 융합하여 독보적인 음악적 이상향을 구축했습니다.</w:t>
+        <w:t>미국 서부 해안의 감수성을 경이로운 다성 화음과 혁신적인 스튜디오 편곡으로 구현해 낸 팝 음악사 최고의 전설적인 밴드입니다. 천재 작곡가 브라이언 윌슨의 서정적 멜로디와 독창적 화성 구조는 록과 팝, 클래식의 경계를 허물며 대중음악의 지평을 한 차원 높였습니다.</w:t>
       </w:r>
     </w:p>
     <w:p>
@@ -413,7 +432,7 @@
           <w:b w:val="0"/>
           <w:sz w:val="21"/>
         </w:rPr>
-        <w:t>1960년대 초반 미국의 풍요와 청년 문화를 가장 순수하게 포착해 낸 타임캡슐과도 같은 작품입니다. 초창기 단순한 서프 앤 카(Surf &amp; Car) 테마의 로큰롤에서 출발하여, 점차 내면적 성찰과 섬세한 편곡 미학으로 진화해 가는 브라이언 윌슨의 천재적 과도기 여정을 한눈에 조망할 수 있는 팝 사운드의 교과서적 위치를 차지합니다.</w:t>
+        <w:t>브리티시 인베이전의 전성기였던 1960년대 중반, 미국 팝 음악의 고유한 정체성과 예술적 가능성을 만천하에 입증한 역사적 앨범입니다. 초창기 서프 록 사운드의 완성형을 제시하는 동시에, 브라이언 윌슨의 천재적 보컬 어레인지먼트가 만개한 순간들을 일목요연하게 조망할 수 있는 귀중한 사료적 가치를 지닙니다.</w:t>
       </w:r>
     </w:p>
     <w:p>
@@ -444,7 +463,7 @@
           <w:b w:val="0"/>
           <w:sz w:val="21"/>
         </w:rPr>
-        <w:t>1960년대 초 미국 서부 해안의 찬란한 해변, 머슬카의 굉음, 끝없는 자유를 만끽하던 전후 베이비붐 세대의 순수한 열정과 낭만이 서려 있습니다. 베트남 전쟁과 사회적 격변의 소용돌이로 접어들기 직전, 순백의 낙관주의가 지배하던 가장 빛나던 미국의 봄날을 투명하고 아름다운 멜로디로 증언하고 있습니다.</w:t>
+        <w:t>제2차 세계대전 이후 유례없는 번영을 구가하던 1960년대 초 미국 청년들의 낙천주의와 해변 문화, 자동차에 대한 열망이 찬연하게 투영되어 있습니다. 그러나 그 경쾌한 리듬의 이면에는 급변하는 시대의 불안 속에서 안식처를 찾고자 했던 젊은 영혼들의 고독과 서정성이 아련한 낭만으로 서려 있습니다.</w:t>
       </w:r>
     </w:p>
     <w:p>
@@ -489,7 +508,7 @@
           <w:b w:val="0"/>
           <w:sz w:val="21"/>
         </w:rPr>
-        <w:t>서프 록의 찬가로 전 세계를 매료시킨 'Surfin' U.S.A.', 경쾌한 보컬 핑퐁 구조와 드라이브감이 일품인 'I Get Around', 찬란한 질주의 기쁨을 노래한 'Fun, Fun, Fun', 그리고 경쾌함 뒤편에 숨겨진 브라이언 윌슨의 고독과 서정성이 처연하게 빛나는 명발라드 'In My Room' 등이 수록되어 극적인 감정의 스펙트럼을 제공합니다.</w:t>
+        <w:t>서프 록의 전설적 시초인 'Surfin' U.S.A.', 척 베리 풍의 드라이브감 넘치는 로큰롤 리듬과 보컬 하모니가 절묘한 조화를 이루는 'Fun, Fun, Fun', 바버샵 화성의 정밀함과 감미로운 슬픔이 흐르는 'Surfer Girl', 그리고 청년의 내밀한 방황과 고독을 클래식 소곡처럼 읊조린 'In My Room' 등 역동적인 해변의 축제와 내밀한 서정미가 완벽한 대위법을 이룹니다.</w:t>
       </w:r>
     </w:p>
     <w:p>
@@ -520,7 +539,7 @@
           <w:b w:val="0"/>
           <w:sz w:val="21"/>
         </w:rPr>
-        <w:t>진공관 앰프의 온기와 턴테이블 카트리지가 빚어내는 아날로그 사운드는 비치 보이즈 특유의 중첩된 코러스 레이어를 벨벳처럼 부드럽고 풍성하게 살려냅니다. 초기 캐피톨 레코드 특유의 도톰하고 밀도 높은 중역대를 통해 울려 퍼지는 멤버들의 육성 하모니는 디지털 음원에서는 결코 맛볼 수 없는 입체적인 공간감과 따뜻한 현장감을 선사합니다.</w:t>
+        <w:t>캐피톨 특유의 밀도 높은 믹싱이 돋보이는 앨범으로, 디지털 음원에서는 다소 평면적으로 느껴질 수 있는 복잡한 성부의 화음들이 LP의 풍부한 아날로그 배음을 통해 한층 입체적이고 온기 있게 다가옵니다. 진공관 앰프의 따스한 중역대와 턴테이블의 깊은 울림을 통해 감상할 때, 캘리포니아 해변의 낙조가 방 안에 펼쳐지는 듯한 황홀한 공간감을 체감할 수 있습니다.</w:t>
       </w:r>
     </w:p>
     <w:p>
@@ -551,7 +570,7 @@
           <w:b w:val="0"/>
           <w:sz w:val="21"/>
         </w:rPr>
-        <w:t>캘리포니아 사운드의 정점이자 팝 하모니의 정석이 담긴 음반으로, 빈티지 팝과 아날로그 바이닐을 사랑하는 컬렉터라면 컬렉션의 첫머리에 두어야 할 불멸의 클래식이자 높은 소장 가치를 지닌 역사적 오브제입니다.</w:t>
+        <w:t>20세기 대중문화의 가장 눈부신 여름날을 완벽하게 포착해 둔 음악적 타임캡슐로서, 비치 보이즈의 화려한 디스코그래피 중에서도 진입 장벽 없이 순수한 음악적 기쁨을 누릴 수 있는 초반/빈티지 바이닐 컬렉터들의 영원한 필청반입니다.</w:t>
       </w:r>
     </w:p>
     <w:p>
@@ -565,7 +584,7 @@
           <w:color w:val="4338CA"/>
           <w:sz w:val="21"/>
         </w:rPr>
-        <w:t>이 음반을 통해 아날로그 바늘 끝에서 피어나는 눈부신 햇살과 푸른 파도, 그리고 청춘의 하모니가 전해주는 감동을 다시 한번 경험해 보시는 것은 어떨까요?</w:t>
+        <w:t>이 음반을 통해 아날로그 바늘 끝에서 피어나는 영원한 청춘의 태양과 눈부신 서정적 화음이 전해주는 감동을 다시 한번 경험해 보시는 것은 어떨까요?</w:t>
       </w:r>
     </w:p>
     <w:sectPr>
